--- a/downloads/teacher/05 Materials/Unit 02/Slides/Slides 02.22 - Education Roadmap and Career Research Card and Unit 2 Test.docx
+++ b/downloads/teacher/05 Materials/Unit 02/Slides/Slides 02.22 - Education Roadmap and Career Research Card and Unit 2 Test.docx
@@ -299,40 +299,115 @@
         <w:pStyle w:val="Compact"/>
       </w:pPr>
       <w:r>
-        <w:t xml:space="preserve">Open the career resource:</w:t>
+        <w:t xml:space="preserve">Open the career resource.</w:t>
+      </w:r>
+    </w:p>
+    <w:p>
+      <w:pPr>
+        <w:numPr>
+          <w:ilvl w:val="0"/>
+          <w:numId w:val="1004"/>
+        </w:numPr>
+        <w:pStyle w:val="Compact"/>
+      </w:pPr>
+      <w:r>
+        <w:t xml:space="preserve">Fill every field: three tasks, the path, pay range with the year of the source, a day in the life, the source, the verdict.</w:t>
+      </w:r>
+    </w:p>
+    <w:p>
+      <w:pPr>
+        <w:numPr>
+          <w:ilvl w:val="0"/>
+          <w:numId w:val="1004"/>
+        </w:numPr>
+        <w:pStyle w:val="Compact"/>
+      </w:pPr>
+      <w:r>
+        <w:t xml:space="preserve">No year on the pay range, no points.</w:t>
+      </w:r>
+    </w:p>
+    <w:p>
+      <w:pPr>
+        <w:pStyle w:val="FirstParagraph"/>
+      </w:pPr>
+      <w:r>
+        <w:t xml:space="preserve">Notes: Walk the worked example (Devon, dental hygienist) on the handout once. The field students skip is</w:t>
       </w:r>
       <w:r>
         <w:t xml:space="preserve"> </w:t>
       </w:r>
       <w:r>
-        <w:rPr>
-          <w:rStyle w:val="TeacherNote"/>
-        </w:rPr>
-        <w:t xml:space="preserve">[Sal: name it]</w:t>
-      </w:r>
-    </w:p>
-    <w:p>
-      <w:pPr>
-        <w:numPr>
-          <w:ilvl w:val="0"/>
-          <w:numId w:val="1004"/>
-        </w:numPr>
-        <w:pStyle w:val="Compact"/>
-      </w:pPr>
-      <w:r>
-        <w:t xml:space="preserve">Fill every field: three tasks, the path, pay range with the year of the source, a day in the life, the source, the verdict.</w:t>
-      </w:r>
-    </w:p>
-    <w:p>
-      <w:pPr>
-        <w:numPr>
-          <w:ilvl w:val="0"/>
-          <w:numId w:val="1004"/>
-        </w:numPr>
-        <w:pStyle w:val="Compact"/>
-      </w:pPr>
-      <w:r>
-        <w:t xml:space="preserve">No year on the pay range, no points.</w:t>
+        <w:t xml:space="preserve">“</w:t>
+      </w:r>
+      <w:r>
+        <w:t xml:space="preserve">a day in the life.</w:t>
+      </w:r>
+      <w:r>
+        <w:t xml:space="preserve">”</w:t>
+      </w:r>
+      <w:r>
+        <w:t xml:space="preserve"> </w:t>
+      </w:r>
+      <w:r>
+        <w:t xml:space="preserve">It is the field that changes minds.</w:t>
+      </w:r>
+    </w:p>
+    <w:p>
+      <w:pPr>
+        <w:pStyle w:val="Heading2"/>
+      </w:pPr>
+      <w:bookmarkStart w:id="25" w:name="slide-5-the-verdict"/>
+      <w:r>
+        <w:t xml:space="preserve">Slide 5: The verdict</w:t>
+      </w:r>
+      <w:bookmarkEnd w:id="25"/>
+    </w:p>
+    <w:p>
+      <w:pPr>
+        <w:numPr>
+          <w:ilvl w:val="0"/>
+          <w:numId w:val="1005"/>
+        </w:numPr>
+        <w:pStyle w:val="Compact"/>
+      </w:pPr>
+      <w:r>
+        <w:t xml:space="preserve">Does this career fit my top three? My two letters? My values?</w:t>
+      </w:r>
+    </w:p>
+    <w:p>
+      <w:pPr>
+        <w:numPr>
+          <w:ilvl w:val="0"/>
+          <w:numId w:val="1005"/>
+        </w:numPr>
+        <w:pStyle w:val="Compact"/>
+      </w:pPr>
+      <w:r>
+        <w:t xml:space="preserve">Circle Yes, Partly, or No.</w:t>
+      </w:r>
+    </w:p>
+    <w:p>
+      <w:pPr>
+        <w:numPr>
+          <w:ilvl w:val="0"/>
+          <w:numId w:val="1005"/>
+        </w:numPr>
+        <w:pStyle w:val="Compact"/>
+      </w:pPr>
+      <w:r>
+        <w:t xml:space="preserve">One reason for. One reason against.</w:t>
+      </w:r>
+    </w:p>
+    <w:p>
+      <w:pPr>
+        <w:numPr>
+          <w:ilvl w:val="0"/>
+          <w:numId w:val="1005"/>
+        </w:numPr>
+        <w:pStyle w:val="Compact"/>
+      </w:pPr>
+      <w:r>
+        <w:t xml:space="preserve">Finish at home if you need to. Due tomorrow.</w:t>
       </w:r>
     </w:p>
     <w:p>
@@ -340,7 +415,7 @@
         <w:pStyle w:val="FirstParagraph"/>
       </w:pPr>
       <w:r>
-        <w:t xml:space="preserve">Notes: Walk the worked example (Devon, dental hygienist) on the handout once. The field students skip is</w:t>
+        <w:t xml:space="preserve">Image: a two-column card with</w:t>
       </w:r>
       <w:r>
         <w:t xml:space="preserve"> </w:t>
@@ -349,7 +424,7 @@
         <w:t xml:space="preserve">“</w:t>
       </w:r>
       <w:r>
-        <w:t xml:space="preserve">a day in the life.</w:t>
+        <w:t xml:space="preserve">For</w:t>
       </w:r>
       <w:r>
         <w:t xml:space="preserve">”</w:t>
@@ -358,65 +433,91 @@
         <w:t xml:space="preserve"> </w:t>
       </w:r>
       <w:r>
-        <w:t xml:space="preserve">It is the field that changes minds.</w:t>
+        <w:t xml:space="preserve">and</w:t>
+      </w:r>
+      <w:r>
+        <w:t xml:space="preserve"> </w:t>
+      </w:r>
+      <w:r>
+        <w:t xml:space="preserve">“</w:t>
+      </w:r>
+      <w:r>
+        <w:t xml:space="preserve">Against</w:t>
+      </w:r>
+      <w:r>
+        <w:t xml:space="preserve">”</w:t>
+      </w:r>
+      <w:r>
+        <w:t xml:space="preserve"> </w:t>
+      </w:r>
+      <w:r>
+        <w:t xml:space="preserve">headings.</w:t>
+      </w:r>
+    </w:p>
+    <w:p>
+      <w:pPr>
+        <w:pStyle w:val="BodyText"/>
+      </w:pPr>
+      <w:r>
+        <w:t xml:space="preserve">Notes: Eight minutes total for Slides 4 and 5. Two-column clipboard check: chose from the top three; found the path on the source, not guessed.</w:t>
       </w:r>
     </w:p>
     <w:p>
       <w:pPr>
         <w:pStyle w:val="Heading2"/>
       </w:pPr>
-      <w:bookmarkStart w:id="25" w:name="slide-5-the-verdict"/>
-      <w:r>
-        <w:t xml:space="preserve">Slide 5: The verdict</w:t>
-      </w:r>
-      <w:bookmarkEnd w:id="25"/>
-    </w:p>
-    <w:p>
-      <w:pPr>
-        <w:numPr>
-          <w:ilvl w:val="0"/>
-          <w:numId w:val="1005"/>
-        </w:numPr>
-        <w:pStyle w:val="Compact"/>
-      </w:pPr>
-      <w:r>
-        <w:t xml:space="preserve">Does this career fit my top three? My two letters? My values?</w:t>
-      </w:r>
-    </w:p>
-    <w:p>
-      <w:pPr>
-        <w:numPr>
-          <w:ilvl w:val="0"/>
-          <w:numId w:val="1005"/>
-        </w:numPr>
-        <w:pStyle w:val="Compact"/>
-      </w:pPr>
-      <w:r>
-        <w:t xml:space="preserve">Circle Yes, Partly, or No.</w:t>
-      </w:r>
-    </w:p>
-    <w:p>
-      <w:pPr>
-        <w:numPr>
-          <w:ilvl w:val="0"/>
-          <w:numId w:val="1005"/>
-        </w:numPr>
-        <w:pStyle w:val="Compact"/>
-      </w:pPr>
-      <w:r>
-        <w:t xml:space="preserve">One reason for. One reason against.</w:t>
-      </w:r>
-    </w:p>
-    <w:p>
-      <w:pPr>
-        <w:numPr>
-          <w:ilvl w:val="0"/>
-          <w:numId w:val="1005"/>
-        </w:numPr>
-        <w:pStyle w:val="Compact"/>
-      </w:pPr>
-      <w:r>
-        <w:t xml:space="preserve">Finish at home if you need to. Due tomorrow.</w:t>
+      <w:bookmarkStart w:id="26" w:name="slide-6-final-trading-window"/>
+      <w:r>
+        <w:t xml:space="preserve">Slide 6: Final trading window</w:t>
+      </w:r>
+      <w:bookmarkEnd w:id="26"/>
+    </w:p>
+    <w:p>
+      <w:pPr>
+        <w:numPr>
+          <w:ilvl w:val="0"/>
+          <w:numId w:val="1006"/>
+        </w:numPr>
+        <w:pStyle w:val="Compact"/>
+      </w:pPr>
+      <w:r>
+        <w:t xml:space="preserve">ClassroomStreet is open for the last time. Round 2, windows 55 to 60. Ten minutes.</w:t>
+      </w:r>
+    </w:p>
+    <w:p>
+      <w:pPr>
+        <w:numPr>
+          <w:ilvl w:val="0"/>
+          <w:numId w:val="1006"/>
+        </w:numPr>
+        <w:pStyle w:val="Compact"/>
+      </w:pPr>
+      <w:r>
+        <w:t xml:space="preserve">Read the final dispatch. Buy, sell, or hold.</w:t>
+      </w:r>
+    </w:p>
+    <w:p>
+      <w:pPr>
+        <w:numPr>
+          <w:ilvl w:val="0"/>
+          <w:numId w:val="1006"/>
+        </w:numPr>
+        <w:pStyle w:val="Compact"/>
+      </w:pPr>
+      <w:r>
+        <w:t xml:space="preserve">Write the Round 2, Day 3 line in your Investor Journal.</w:t>
+      </w:r>
+    </w:p>
+    <w:p>
+      <w:pPr>
+        <w:numPr>
+          <w:ilvl w:val="0"/>
+          <w:numId w:val="1006"/>
+        </w:numPr>
+        <w:pStyle w:val="Compact"/>
+      </w:pPr>
+      <w:r>
+        <w:t xml:space="preserve">At the reset cue, the leaderboard freezes. Round 2 standings go up tomorrow.</w:t>
       </w:r>
     </w:p>
     <w:p>
@@ -424,143 +525,18 @@
         <w:pStyle w:val="FirstParagraph"/>
       </w:pPr>
       <w:r>
-        <w:t xml:space="preserve">Image: a two-column card with</w:t>
-      </w:r>
-      <w:r>
-        <w:t xml:space="preserve"> </w:t>
-      </w:r>
-      <w:r>
-        <w:t xml:space="preserve">“</w:t>
-      </w:r>
-      <w:r>
-        <w:t xml:space="preserve">For</w:t>
-      </w:r>
-      <w:r>
-        <w:t xml:space="preserve">”</w:t>
-      </w:r>
-      <w:r>
-        <w:t xml:space="preserve"> </w:t>
-      </w:r>
-      <w:r>
-        <w:t xml:space="preserve">and</w:t>
-      </w:r>
-      <w:r>
-        <w:t xml:space="preserve"> </w:t>
-      </w:r>
-      <w:r>
-        <w:t xml:space="preserve">“</w:t>
-      </w:r>
-      <w:r>
-        <w:t xml:space="preserve">Against</w:t>
-      </w:r>
-      <w:r>
-        <w:t xml:space="preserve">”</w:t>
-      </w:r>
-      <w:r>
-        <w:t xml:space="preserve"> </w:t>
-      </w:r>
-      <w:r>
-        <w:t xml:space="preserve">headings.</w:t>
-      </w:r>
-    </w:p>
-    <w:p>
-      <w:pPr>
-        <w:pStyle w:val="BodyText"/>
-      </w:pPr>
-      <w:r>
-        <w:t xml:space="preserve">Notes: Eight minutes total for Slides 4 and 5. Two-column clipboard check: chose from the top three; found the path on the source, not guessed.</w:t>
+        <w:t xml:space="preserve">Notes: Say nothing else about standings today. Close devices; clear desks for the test.</w:t>
       </w:r>
     </w:p>
     <w:p>
       <w:pPr>
         <w:pStyle w:val="Heading2"/>
       </w:pPr>
-      <w:bookmarkStart w:id="26" w:name="slide-6-final-trading-window"/>
-      <w:r>
-        <w:t xml:space="preserve">Slide 6: Final trading window</w:t>
-      </w:r>
-      <w:bookmarkEnd w:id="26"/>
-    </w:p>
-    <w:p>
-      <w:pPr>
-        <w:numPr>
-          <w:ilvl w:val="0"/>
-          <w:numId w:val="1006"/>
-        </w:numPr>
-        <w:pStyle w:val="Compact"/>
-      </w:pPr>
-      <w:r>
-        <w:t xml:space="preserve">ClassroomStreet is open for the last time. Round 2, windows 55 to 60. Ten minutes.</w:t>
-      </w:r>
-    </w:p>
-    <w:p>
-      <w:pPr>
-        <w:numPr>
-          <w:ilvl w:val="0"/>
-          <w:numId w:val="1006"/>
-        </w:numPr>
-        <w:pStyle w:val="Compact"/>
-      </w:pPr>
-      <w:r>
-        <w:t xml:space="preserve">Read the final dispatch. Buy, sell, or hold.</w:t>
-      </w:r>
-    </w:p>
-    <w:p>
-      <w:pPr>
-        <w:numPr>
-          <w:ilvl w:val="0"/>
-          <w:numId w:val="1006"/>
-        </w:numPr>
-        <w:pStyle w:val="Compact"/>
-      </w:pPr>
-      <w:r>
-        <w:t xml:space="preserve">Write the Round 2, Day 3 line in your Investor Journal.</w:t>
-      </w:r>
-    </w:p>
-    <w:p>
-      <w:pPr>
-        <w:numPr>
-          <w:ilvl w:val="0"/>
-          <w:numId w:val="1006"/>
-        </w:numPr>
-        <w:pStyle w:val="Compact"/>
-      </w:pPr>
-      <w:r>
-        <w:t xml:space="preserve">At the reset cue, the leaderboard freezes. Round 2 standings go up tomorrow.</w:t>
-      </w:r>
-    </w:p>
-    <w:p>
-      <w:pPr>
-        <w:pStyle w:val="FirstParagraph"/>
-      </w:pPr>
-      <w:r>
-        <w:t xml:space="preserve">Notes: Say nothing else about standings today. Close devices; clear desks for the test.</w:t>
-      </w:r>
-    </w:p>
-    <w:p>
-      <w:pPr>
-        <w:pStyle w:val="Heading2"/>
-      </w:pPr>
       <w:bookmarkStart w:id="27" w:name="slide-7-before-the-test-one-review"/>
       <w:r>
         <w:t xml:space="preserve">Slide 7: Before the test, one review</w:t>
       </w:r>
       <w:bookmarkEnd w:id="27"/>
-    </w:p>
-    <w:p>
-      <w:pPr>
-        <w:numPr>
-          <w:ilvl w:val="0"/>
-          <w:numId w:val="1007"/>
-        </w:numPr>
-        <w:pStyle w:val="Compact"/>
-      </w:pPr>
-      <w:r>
-        <w:rPr>
-          <w:rStyle w:val="TeacherNote"/>
-        </w:rPr>
-        <w:t xml:space="preserve">[Sal: three lines on the class’s weakest topic from the four checks; for most classes it is return math]</w:t>
-      </w:r>
     </w:p>
     <w:p>
       <w:pPr>
